--- a/informes-growth/medacta-2026-10-14/Medacta - growth - 2026-10-14.docx
+++ b/informes-growth/medacta-2026-10-14/Medacta - growth - 2026-10-14.docx
@@ -3514,7 +3514,7 @@
         <w:t xml:space="preserve">lleno</w:t>
       </w:r>
       <w:r>
-        <w:t xml:space="preserve">, con un ~20 % de la cartera. Rentabilidades al precio actual con v11: Nu +19 %, Axon +36 %, Shopify +18 %, Snowflake +13 % y Samsara +15 %. La liquidez es de ≈27 EUR, así que solo cabe sustituir. Medacta sale</w:t>
+        <w:t xml:space="preserve">, con un ~20 % de la cartera. Rentabilidades al precio actual con v11: Nu +19 %, Axon +36 %, Shopify +18 %, Snowflake +13 % y Samsara +15 %. La liquidez libre es casi nula, así que solo cabe sustituir. Medacta sale</w:t>
       </w:r>
       <w:r>
         <w:t xml:space="preserve"> </w:t>
